--- a/public/rovenet-refund-policy.docx
+++ b/public/rovenet-refund-policy.docx
@@ -62,7 +62,7 @@
           <w:sz w:val="21"/>
           <w:szCs w:val="21"/>
         </w:rPr>
-        <w:t xml:space="preserve">This Refund Policy explains when payments made on Rovenet are, and are not, eligible for a refund. It should be read alongside our Terms &amp; Conditions.</w:t>
+        <w:t xml:space="preserve">This Refund Policy explains when payments made on Rovenet are, and are not, eligible for a refund. It is issued by Rovestacks Technologies Limited (RC 9619939), registered with the Corporate Affairs Commission of Nigeria, and should be read alongside our Terms &amp; Conditions.</w:t>
       </w:r>
     </w:p>
     <w:p>

--- a/public/rovenet-refund-policy.docx
+++ b/public/rovenet-refund-policy.docx
@@ -286,7 +286,7 @@
           <w:sz w:val="26"/>
           <w:szCs w:val="26"/>
         </w:rPr>
-        <w:t xml:space="preserve">4. Earnings and Withdrawals</w:t>
+        <w:t xml:space="preserve">4. Earnings and Redemption</w:t>
       </w:r>
     </w:p>
     <w:p>
@@ -299,7 +299,7 @@
           <w:sz w:val="21"/>
           <w:szCs w:val="21"/>
         </w:rPr>
-        <w:t xml:space="preserve">This Refund Policy governs payments made by sellers and Task Posters to Rovenet. It does not affect a user's ability to withdraw earnings validly credited to their account, which is governed separately by the Earnings and Withdrawals section of our Terms &amp; Conditions.</w:t>
+        <w:t xml:space="preserve">This Refund Policy governs payments made by sellers and Task Posters to Rovenet. It does not affect a user's ability to redeem earnings validly credited to their account, which is governed separately by the Earnings and Redemption section of our Terms &amp; Conditions.</w:t>
       </w:r>
     </w:p>
     <w:p>
